--- a/Documentations/毕业设计（论文）外文科技文献译文.docx
+++ b/Documentations/毕业设计（论文）外文科技文献译文.docx
@@ -376,14 +376,7 @@
           <w:color w:val="000000" w:themeColor="text1"/>
           <w:szCs w:val="21"/>
         </w:rPr>
-        <w:t>微软研究院</w:t>
-      </w:r>
-      <w:r>
-        <w:rPr>
-          <w:color w:val="000000" w:themeColor="text1"/>
-          <w:szCs w:val="21"/>
-        </w:rPr>
-        <w:t>，宾夕法尼亚州立大学</w:t>
+        <w:t>微软研究院，宾夕法尼亚州立大学</w:t>
       </w:r>
     </w:p>
     <w:p>
@@ -432,6 +425,7 @@
       </w:pPr>
       <w:r>
         <w:rPr>
+          <w:noProof/>
           <w:color w:val="000000" w:themeColor="text1"/>
           <w:szCs w:val="21"/>
         </w:rPr>
@@ -2712,7 +2706,7 @@
           <w:color w:val="000000" w:themeColor="text1"/>
           <w:szCs w:val="21"/>
         </w:rPr>
-        <w:t xml:space="preserve"> send/receive </w:t>
+        <w:t>send/receive</w:t>
       </w:r>
       <w:r>
         <w:rPr>
@@ -2721,13 +2715,6 @@
         </w:rPr>
         <w:t>函数，以及用于基于接收消息采取行动并生成回复的</w:t>
       </w:r>
-      <w:r>
-        <w:rPr>
-          <w:color w:val="000000" w:themeColor="text1"/>
-          <w:szCs w:val="21"/>
-        </w:rPr>
-        <w:t xml:space="preserve"> </w:t>
-      </w:r>
       <w:proofErr w:type="spellStart"/>
       <w:r>
         <w:rPr>
@@ -2737,13 +2724,6 @@
         <w:t>generate_reply</w:t>
       </w:r>
       <w:proofErr w:type="spellEnd"/>
-      <w:r>
-        <w:rPr>
-          <w:color w:val="000000" w:themeColor="text1"/>
-          <w:szCs w:val="21"/>
-        </w:rPr>
-        <w:t xml:space="preserve"> </w:t>
-      </w:r>
       <w:r>
         <w:rPr>
           <w:color w:val="000000" w:themeColor="text1"/>
@@ -2783,13 +2763,6 @@
         </w:rPr>
         <w:t>机制，以实现由对话驱动的控制：一旦某个智能体收到来自另一智能体的消息，只要未满足终止条件，它就会自动调用</w:t>
       </w:r>
-      <w:r>
-        <w:rPr>
-          <w:color w:val="000000" w:themeColor="text1"/>
-          <w:szCs w:val="21"/>
-        </w:rPr>
-        <w:t xml:space="preserve"> </w:t>
-      </w:r>
       <w:proofErr w:type="spellStart"/>
       <w:r>
         <w:rPr>
@@ -2799,13 +2772,6 @@
         <w:t>generate_reply</w:t>
       </w:r>
       <w:proofErr w:type="spellEnd"/>
-      <w:r>
-        <w:rPr>
-          <w:color w:val="000000" w:themeColor="text1"/>
-          <w:szCs w:val="21"/>
-        </w:rPr>
-        <w:t xml:space="preserve"> </w:t>
-      </w:r>
       <w:r>
         <w:rPr>
           <w:color w:val="000000" w:themeColor="text1"/>
@@ -3307,13 +3273,6 @@
         </w:rPr>
         <w:t>定义</w:t>
       </w:r>
-      <w:r>
-        <w:rPr>
-          <w:color w:val="000000" w:themeColor="text1"/>
-          <w:szCs w:val="21"/>
-        </w:rPr>
-        <w:t xml:space="preserve"> </w:t>
-      </w:r>
       <w:proofErr w:type="spellStart"/>
       <w:r>
         <w:rPr>
@@ -3328,22 +3287,8 @@
           <w:color w:val="000000" w:themeColor="text1"/>
           <w:szCs w:val="21"/>
         </w:rPr>
-        <w:t xml:space="preserve"> </w:t>
-      </w:r>
-      <w:r>
-        <w:rPr>
-          <w:color w:val="000000" w:themeColor="text1"/>
-          <w:szCs w:val="21"/>
-        </w:rPr>
         <w:t>函数：在自定义</w:t>
       </w:r>
-      <w:r>
-        <w:rPr>
-          <w:color w:val="000000" w:themeColor="text1"/>
-          <w:szCs w:val="21"/>
-        </w:rPr>
-        <w:t xml:space="preserve"> </w:t>
-      </w:r>
       <w:proofErr w:type="spellStart"/>
       <w:r>
         <w:rPr>
@@ -3353,13 +3298,6 @@
         <w:t>generate_reply</w:t>
       </w:r>
       <w:proofErr w:type="spellEnd"/>
-      <w:r>
-        <w:rPr>
-          <w:color w:val="000000" w:themeColor="text1"/>
-          <w:szCs w:val="21"/>
-        </w:rPr>
-        <w:t xml:space="preserve"> </w:t>
-      </w:r>
       <w:r>
         <w:rPr>
           <w:color w:val="000000" w:themeColor="text1"/>
@@ -4411,13 +4349,6 @@
         </w:rPr>
         <w:t>中设置</w:t>
       </w:r>
-      <w:r>
-        <w:rPr>
-          <w:color w:val="000000" w:themeColor="text1"/>
-          <w:szCs w:val="21"/>
-        </w:rPr>
-        <w:t xml:space="preserve"> </w:t>
-      </w:r>
       <w:proofErr w:type="spellStart"/>
       <w:r>
         <w:rPr>
@@ -4986,7 +4917,7 @@
           <w14:ligatures w14:val="standardContextual"/>
         </w:rPr>
         <w:drawing>
-          <wp:inline distT="0" distB="0" distL="0" distR="0" wp14:anchorId="3EC8F651" wp14:editId="7462AA5A">
+          <wp:inline distT="0" distB="0" distL="0" distR="0" wp14:anchorId="3EC8F651" wp14:editId="469C4389">
             <wp:extent cx="2591896" cy="1944000"/>
             <wp:effectExtent l="0" t="0" r="0" b="0"/>
             <wp:docPr id="1399568" name="图片 8"/>
@@ -5082,14 +5013,7 @@
           <w:color w:val="000000" w:themeColor="text1"/>
           <w:szCs w:val="21"/>
         </w:rPr>
-        <w:t>上的性能</w:t>
-      </w:r>
-      <w:r>
-        <w:rPr>
-          <w:color w:val="000000" w:themeColor="text1"/>
-          <w:szCs w:val="21"/>
-        </w:rPr>
-        <w:t>。</w:t>
+        <w:t>上的性能。</w:t>
       </w:r>
     </w:p>
     <w:p>
@@ -5468,77 +5392,7 @@
           <w:color w:val="000000" w:themeColor="text1"/>
           <w:szCs w:val="21"/>
         </w:rPr>
-        <w:t>，密集段落检索）进行比较。图</w:t>
-      </w:r>
-      <w:r>
-        <w:rPr>
-          <w:color w:val="000000" w:themeColor="text1"/>
-          <w:szCs w:val="21"/>
-        </w:rPr>
-        <w:t>4b</w:t>
-      </w:r>
-      <w:r>
-        <w:rPr>
-          <w:color w:val="000000" w:themeColor="text1"/>
-          <w:szCs w:val="21"/>
-        </w:rPr>
-        <w:t>中</w:t>
-      </w:r>
-      <w:r>
-        <w:rPr>
-          <w:color w:val="000000" w:themeColor="text1"/>
-          <w:szCs w:val="21"/>
-        </w:rPr>
-        <w:t>DPR</w:t>
-      </w:r>
-      <w:r>
-        <w:rPr>
-          <w:color w:val="000000" w:themeColor="text1"/>
-          <w:szCs w:val="21"/>
-        </w:rPr>
-        <w:t>与</w:t>
-      </w:r>
-      <w:r>
-        <w:rPr>
-          <w:color w:val="000000" w:themeColor="text1"/>
-          <w:szCs w:val="21"/>
-        </w:rPr>
-        <w:t>GPT-3.5</w:t>
-      </w:r>
-      <w:r>
-        <w:rPr>
-          <w:color w:val="000000" w:themeColor="text1"/>
-          <w:szCs w:val="21"/>
-        </w:rPr>
-        <w:t>的结果来自既有研究；本文用</w:t>
-      </w:r>
-      <w:r>
-        <w:rPr>
-          <w:color w:val="000000" w:themeColor="text1"/>
-          <w:szCs w:val="21"/>
-        </w:rPr>
-        <w:t>GPT-3.5</w:t>
-      </w:r>
-      <w:r>
-        <w:rPr>
-          <w:color w:val="000000" w:themeColor="text1"/>
-          <w:szCs w:val="21"/>
-        </w:rPr>
-        <w:t>简称</w:t>
-      </w:r>
-      <w:r>
-        <w:rPr>
-          <w:color w:val="000000" w:themeColor="text1"/>
-          <w:szCs w:val="21"/>
-        </w:rPr>
-        <w:t>GPT-3.5-turbo</w:t>
-      </w:r>
-      <w:r>
-        <w:rPr>
-          <w:color w:val="000000" w:themeColor="text1"/>
-          <w:szCs w:val="21"/>
-        </w:rPr>
-        <w:t>。借助对话式设计和自然语言控制，</w:t>
+        <w:t>，密集段落检索）进行比较。借助对话式设计和自然语言控制，</w:t>
       </w:r>
       <w:proofErr w:type="spellStart"/>
       <w:r>
@@ -5811,24 +5665,31 @@
           <w:color w:val="000000" w:themeColor="text1"/>
           <w:szCs w:val="21"/>
         </w:rPr>
+        <w:t>在本小节中，我们展示</w:t>
+      </w:r>
+      <w:proofErr w:type="spellStart"/>
+      <w:r>
+        <w:rPr>
+          <w:color w:val="000000" w:themeColor="text1"/>
+          <w:szCs w:val="21"/>
+        </w:rPr>
+        <w:t>AutoGen</w:t>
+      </w:r>
+      <w:proofErr w:type="spellEnd"/>
+      <w:r>
+        <w:rPr>
+          <w:color w:val="000000" w:themeColor="text1"/>
+          <w:szCs w:val="21"/>
+        </w:rPr>
+        <w:t>如何用于开发涉及交互式或在线决策的有效应用。我</w:t>
+      </w:r>
+      <w:r>
+        <w:rPr>
+          <w:color w:val="000000" w:themeColor="text1"/>
+          <w:szCs w:val="21"/>
+        </w:rPr>
         <w:lastRenderedPageBreak/>
-        <w:t>在本小节中，我们展示</w:t>
-      </w:r>
-      <w:proofErr w:type="spellStart"/>
-      <w:r>
-        <w:rPr>
-          <w:color w:val="000000" w:themeColor="text1"/>
-          <w:szCs w:val="21"/>
-        </w:rPr>
-        <w:t>AutoGen</w:t>
-      </w:r>
-      <w:proofErr w:type="spellEnd"/>
-      <w:r>
-        <w:rPr>
-          <w:color w:val="000000" w:themeColor="text1"/>
-          <w:szCs w:val="21"/>
-        </w:rPr>
-        <w:t>如何用于开发涉及交互式或在线决策的有效应用。我们使用</w:t>
+        <w:t>们使用</w:t>
       </w:r>
       <w:proofErr w:type="spellStart"/>
       <w:r>
@@ -6113,72 +5974,14 @@
           <w:color w:val="000000" w:themeColor="text1"/>
           <w:szCs w:val="21"/>
         </w:rPr>
-        <w:t>中报告结果。</w:t>
-      </w:r>
-      <w:proofErr w:type="spellStart"/>
-      <w:r>
-        <w:rPr>
-          <w:color w:val="000000" w:themeColor="text1"/>
-          <w:szCs w:val="21"/>
-        </w:rPr>
-        <w:t>ReAct</w:t>
-      </w:r>
-      <w:proofErr w:type="spellEnd"/>
-      <w:r>
-        <w:rPr>
-          <w:color w:val="000000" w:themeColor="text1"/>
-          <w:szCs w:val="21"/>
-        </w:rPr>
-        <w:t>的结果是直接运行其官方代码并使用默认设置得到的；该代码使用</w:t>
-      </w:r>
-      <w:r>
-        <w:rPr>
-          <w:color w:val="000000" w:themeColor="text1"/>
-          <w:szCs w:val="21"/>
-        </w:rPr>
-        <w:t>text-davinci-003</w:t>
-      </w:r>
-      <w:r>
-        <w:rPr>
-          <w:color w:val="000000" w:themeColor="text1"/>
-          <w:szCs w:val="21"/>
-        </w:rPr>
-        <w:t>作为后端语言模型，并不支持</w:t>
-      </w:r>
-      <w:r>
-        <w:rPr>
-          <w:color w:val="000000" w:themeColor="text1"/>
-          <w:szCs w:val="21"/>
-        </w:rPr>
-        <w:t>GPT-3.5-turbo</w:t>
-      </w:r>
-      <w:r>
-        <w:rPr>
-          <w:color w:val="000000" w:themeColor="text1"/>
-          <w:szCs w:val="21"/>
-        </w:rPr>
-        <w:t>或</w:t>
-      </w:r>
-      <w:r>
-        <w:rPr>
-          <w:color w:val="000000" w:themeColor="text1"/>
-          <w:szCs w:val="21"/>
-        </w:rPr>
-        <w:t>GPT-4</w:t>
-      </w:r>
-      <w:r>
-        <w:rPr>
-          <w:color w:val="000000" w:themeColor="text1"/>
-          <w:szCs w:val="21"/>
-        </w:rPr>
-        <w:t>。结果表明，引入落地智能体平均可带来</w:t>
-      </w:r>
-      <w:r>
-        <w:rPr>
-          <w:color w:val="000000" w:themeColor="text1"/>
-          <w:szCs w:val="21"/>
-        </w:rPr>
-        <w:t xml:space="preserve">15% </w:t>
+        <w:t>中报告结果。结果表明，引入落地智能体平均可带来</w:t>
+      </w:r>
+      <w:r>
+        <w:rPr>
+          <w:color w:val="000000" w:themeColor="text1"/>
+          <w:szCs w:val="21"/>
+        </w:rPr>
+        <w:t>15%</w:t>
       </w:r>
       <w:r>
         <w:rPr>
@@ -6876,15 +6679,7 @@
           <w:color w:val="000000" w:themeColor="text1"/>
           <w:szCs w:val="21"/>
         </w:rPr>
-        <w:t>报告的评估结果显示，多智能体</w:t>
-      </w:r>
-      <w:r>
-        <w:rPr>
-          <w:color w:val="000000" w:themeColor="text1"/>
-          <w:szCs w:val="21"/>
-        </w:rPr>
-        <w:lastRenderedPageBreak/>
-        <w:t>设计在识别不安全代码方面将</w:t>
+        <w:t>报告的评估结果显示，多智能体设计在识别不安全代码方面将</w:t>
       </w:r>
       <w:r>
         <w:rPr>
@@ -6978,6 +6773,7 @@
           <w:sz w:val="24"/>
           <w:szCs w:val="24"/>
         </w:rPr>
+        <w:lastRenderedPageBreak/>
         <w:t>A5</w:t>
       </w:r>
       <w:r>
@@ -7562,7 +7358,21 @@
           <w:color w:val="000000" w:themeColor="text1"/>
           <w:szCs w:val="21"/>
         </w:rPr>
-        <w:t>使多智能体聊天能够</w:t>
+        <w:t>使多智能体聊天能够遵循动态模式，而不是固定的来回交互。它允许人类以对话方式与多个</w:t>
+      </w:r>
+      <w:r>
+        <w:rPr>
+          <w:color w:val="000000" w:themeColor="text1"/>
+          <w:szCs w:val="21"/>
+        </w:rPr>
+        <w:t>AI</w:t>
+      </w:r>
+      <w:r>
+        <w:rPr>
+          <w:color w:val="000000" w:themeColor="text1"/>
+          <w:szCs w:val="21"/>
+        </w:rPr>
+        <w:t>智能体共同参与活动。尽管这些应用较为复杂，其中大多数涉及两个以上智能体或动态的多轮智能体协作，</w:t>
       </w:r>
       <w:r>
         <w:rPr>
@@ -7570,21 +7380,7 @@
           <w:szCs w:val="21"/>
         </w:rPr>
         <w:lastRenderedPageBreak/>
-        <w:t>遵循动态模式，而不是固定的来回交互。它允许人类以对话方式与多个</w:t>
-      </w:r>
-      <w:r>
-        <w:rPr>
-          <w:color w:val="000000" w:themeColor="text1"/>
-          <w:szCs w:val="21"/>
-        </w:rPr>
-        <w:t>AI</w:t>
-      </w:r>
-      <w:r>
-        <w:rPr>
-          <w:color w:val="000000" w:themeColor="text1"/>
-          <w:szCs w:val="21"/>
-        </w:rPr>
-        <w:t>智能体共同参与活动。尽管这些应用较为复杂，其中大多数涉及两个以上智能体或动态的多轮智能体协作，但基于</w:t>
+        <w:t>但基于</w:t>
       </w:r>
       <w:proofErr w:type="spellStart"/>
       <w:r>
@@ -7940,7 +7736,22 @@
           <w:color w:val="000000" w:themeColor="text1"/>
           <w:szCs w:val="21"/>
         </w:rPr>
-        <w:t>非预期后果：如前所述，在复杂任务中使用多智能体对话和自动化可能产生非预期后果。特别是，允许</w:t>
+        <w:t>非预期后果：如前</w:t>
+      </w:r>
+      <w:r>
+        <w:rPr>
+          <w:rFonts w:hint="eastAsia"/>
+          <w:color w:val="000000" w:themeColor="text1"/>
+          <w:szCs w:val="21"/>
+        </w:rPr>
+        <w:t>文</w:t>
+      </w:r>
+      <w:r>
+        <w:rPr>
+          <w:color w:val="000000" w:themeColor="text1"/>
+          <w:szCs w:val="21"/>
+        </w:rPr>
+        <w:t>所述，在复杂任务中使用多智能体对话和自动化可能产生非预期后果。特别是允许</w:t>
       </w:r>
       <w:r>
         <w:rPr>
@@ -7954,7 +7765,7 @@
           <w:color w:val="000000" w:themeColor="text1"/>
           <w:szCs w:val="21"/>
         </w:rPr>
-        <w:t>智能体通过代码执行或函数调用改变外部环境，例如安装软件包，可能存在风险。开发者应仔细考虑潜在风险，并确保设置适当防护措施，以防止损害或负面结果。</w:t>
+        <w:t>智能体通过代码执行或函数调用改变外部环境，例如安装软件包可能存在风险。开发者应仔细考虑风险，并确保设置适当防护措施，以防止损害或负面结果。</w:t>
       </w:r>
     </w:p>
     <w:p>
@@ -8595,311 +8406,318 @@
           <w:color w:val="000000" w:themeColor="text1"/>
           <w:szCs w:val="21"/>
         </w:rPr>
+        <w:t xml:space="preserve">Hamed </w:t>
+      </w:r>
+      <w:proofErr w:type="spellStart"/>
+      <w:r>
+        <w:rPr>
+          <w:color w:val="000000" w:themeColor="text1"/>
+          <w:szCs w:val="21"/>
+        </w:rPr>
+        <w:t>Khanpour</w:t>
+      </w:r>
+      <w:proofErr w:type="spellEnd"/>
+      <w:r>
+        <w:rPr>
+          <w:color w:val="000000" w:themeColor="text1"/>
+          <w:szCs w:val="21"/>
+        </w:rPr>
+        <w:t>、</w:t>
+      </w:r>
+      <w:r>
+        <w:rPr>
+          <w:color w:val="000000" w:themeColor="text1"/>
+          <w:szCs w:val="21"/>
+        </w:rPr>
+        <w:t xml:space="preserve">Hamid </w:t>
+      </w:r>
+      <w:proofErr w:type="spellStart"/>
+      <w:r>
+        <w:rPr>
+          <w:color w:val="000000" w:themeColor="text1"/>
+          <w:szCs w:val="21"/>
+        </w:rPr>
+        <w:t>Palangi</w:t>
+      </w:r>
+      <w:proofErr w:type="spellEnd"/>
+      <w:r>
+        <w:rPr>
+          <w:color w:val="000000" w:themeColor="text1"/>
+          <w:szCs w:val="21"/>
+        </w:rPr>
+        <w:t>、</w:t>
+      </w:r>
+      <w:proofErr w:type="spellStart"/>
+      <w:r>
+        <w:rPr>
+          <w:color w:val="000000" w:themeColor="text1"/>
+          <w:szCs w:val="21"/>
+        </w:rPr>
+        <w:t>Srinagesh</w:t>
+      </w:r>
+      <w:proofErr w:type="spellEnd"/>
+      <w:r>
+        <w:rPr>
+          <w:color w:val="000000" w:themeColor="text1"/>
+          <w:szCs w:val="21"/>
+        </w:rPr>
+        <w:t xml:space="preserve"> Sharma</w:t>
+      </w:r>
+      <w:r>
+        <w:rPr>
+          <w:color w:val="000000" w:themeColor="text1"/>
+          <w:szCs w:val="21"/>
+        </w:rPr>
+        <w:t>、</w:t>
+      </w:r>
+      <w:r>
+        <w:rPr>
+          <w:color w:val="000000" w:themeColor="text1"/>
+          <w:szCs w:val="21"/>
+        </w:rPr>
+        <w:t>Julio Albinati Cortez</w:t>
+      </w:r>
+      <w:r>
+        <w:rPr>
+          <w:color w:val="000000" w:themeColor="text1"/>
+          <w:szCs w:val="21"/>
+        </w:rPr>
+        <w:t>、</w:t>
+      </w:r>
+      <w:r>
+        <w:rPr>
+          <w:color w:val="000000" w:themeColor="text1"/>
+          <w:szCs w:val="21"/>
+        </w:rPr>
+        <w:t>Amin Saied</w:t>
+      </w:r>
+      <w:r>
+        <w:rPr>
+          <w:color w:val="000000" w:themeColor="text1"/>
+          <w:szCs w:val="21"/>
+        </w:rPr>
+        <w:t>、</w:t>
+      </w:r>
+      <w:proofErr w:type="spellStart"/>
+      <w:r>
+        <w:rPr>
+          <w:color w:val="000000" w:themeColor="text1"/>
+          <w:szCs w:val="21"/>
+        </w:rPr>
+        <w:t>Yuzhe</w:t>
+      </w:r>
+      <w:proofErr w:type="spellEnd"/>
+      <w:r>
+        <w:rPr>
+          <w:color w:val="000000" w:themeColor="text1"/>
+          <w:szCs w:val="21"/>
+        </w:rPr>
+        <w:t xml:space="preserve"> Ma</w:t>
+      </w:r>
+      <w:r>
+        <w:rPr>
+          <w:color w:val="000000" w:themeColor="text1"/>
+          <w:szCs w:val="21"/>
+        </w:rPr>
+        <w:t>、</w:t>
+      </w:r>
+      <w:proofErr w:type="spellStart"/>
+      <w:r>
+        <w:rPr>
+          <w:color w:val="000000" w:themeColor="text1"/>
+          <w:szCs w:val="21"/>
+        </w:rPr>
+        <w:t>Dujian</w:t>
+      </w:r>
+      <w:proofErr w:type="spellEnd"/>
+      <w:r>
+        <w:rPr>
+          <w:color w:val="000000" w:themeColor="text1"/>
+          <w:szCs w:val="21"/>
+        </w:rPr>
+        <w:t xml:space="preserve"> Ding</w:t>
+      </w:r>
+      <w:r>
+        <w:rPr>
+          <w:color w:val="000000" w:themeColor="text1"/>
+          <w:szCs w:val="21"/>
+        </w:rPr>
+        <w:t>、</w:t>
+      </w:r>
+      <w:proofErr w:type="spellStart"/>
+      <w:r>
+        <w:rPr>
+          <w:color w:val="000000" w:themeColor="text1"/>
+          <w:szCs w:val="21"/>
+        </w:rPr>
+        <w:t>Linyong</w:t>
+      </w:r>
+      <w:proofErr w:type="spellEnd"/>
+      <w:r>
+        <w:rPr>
+          <w:color w:val="000000" w:themeColor="text1"/>
+          <w:szCs w:val="21"/>
+        </w:rPr>
+        <w:t xml:space="preserve"> Nan</w:t>
+      </w:r>
+      <w:r>
+        <w:rPr>
+          <w:color w:val="000000" w:themeColor="text1"/>
+          <w:szCs w:val="21"/>
+        </w:rPr>
+        <w:t>、</w:t>
+      </w:r>
+      <w:r>
+        <w:rPr>
+          <w:color w:val="000000" w:themeColor="text1"/>
+          <w:szCs w:val="21"/>
+        </w:rPr>
+        <w:t>Prateek Yadav</w:t>
+      </w:r>
+      <w:r>
+        <w:rPr>
+          <w:color w:val="000000" w:themeColor="text1"/>
+          <w:szCs w:val="21"/>
+        </w:rPr>
+        <w:t>、</w:t>
+      </w:r>
+      <w:r>
+        <w:rPr>
+          <w:color w:val="000000" w:themeColor="text1"/>
+          <w:szCs w:val="21"/>
+        </w:rPr>
+        <w:t>Shannon Shen</w:t>
+      </w:r>
+      <w:r>
+        <w:rPr>
+          <w:color w:val="000000" w:themeColor="text1"/>
+          <w:szCs w:val="21"/>
+        </w:rPr>
+        <w:t>、</w:t>
+      </w:r>
+      <w:r>
+        <w:rPr>
+          <w:color w:val="000000" w:themeColor="text1"/>
+          <w:szCs w:val="21"/>
+        </w:rPr>
+        <w:t>Ankur Mallick</w:t>
+      </w:r>
+      <w:r>
+        <w:rPr>
+          <w:color w:val="000000" w:themeColor="text1"/>
+          <w:szCs w:val="21"/>
+        </w:rPr>
+        <w:t>、</w:t>
+      </w:r>
+      <w:r>
+        <w:rPr>
+          <w:color w:val="000000" w:themeColor="text1"/>
+          <w:szCs w:val="21"/>
+        </w:rPr>
+        <w:t>Mark Encarnación</w:t>
+      </w:r>
+      <w:r>
+        <w:rPr>
+          <w:color w:val="000000" w:themeColor="text1"/>
+          <w:szCs w:val="21"/>
+        </w:rPr>
+        <w:t>、</w:t>
+      </w:r>
+      <w:r>
+        <w:rPr>
+          <w:color w:val="000000" w:themeColor="text1"/>
+          <w:szCs w:val="21"/>
+        </w:rPr>
+        <w:t>Lars Liden</w:t>
+      </w:r>
+      <w:r>
+        <w:rPr>
+          <w:color w:val="000000" w:themeColor="text1"/>
+          <w:szCs w:val="21"/>
+        </w:rPr>
+        <w:t>、</w:t>
+      </w:r>
+      <w:proofErr w:type="spellStart"/>
+      <w:r>
+        <w:rPr>
+          <w:color w:val="000000" w:themeColor="text1"/>
+          <w:szCs w:val="21"/>
+        </w:rPr>
+        <w:t>Tianwei</w:t>
+      </w:r>
+      <w:proofErr w:type="spellEnd"/>
+      <w:r>
+        <w:rPr>
+          <w:color w:val="000000" w:themeColor="text1"/>
+          <w:szCs w:val="21"/>
+        </w:rPr>
+        <w:t xml:space="preserve"> Yue</w:t>
+      </w:r>
+      <w:r>
+        <w:rPr>
+          <w:color w:val="000000" w:themeColor="text1"/>
+          <w:szCs w:val="21"/>
+        </w:rPr>
+        <w:t>、</w:t>
+      </w:r>
+      <w:r>
+        <w:rPr>
+          <w:color w:val="000000" w:themeColor="text1"/>
+          <w:szCs w:val="21"/>
+        </w:rPr>
+        <w:t>Julia Kiseleva</w:t>
+      </w:r>
+      <w:r>
+        <w:rPr>
+          <w:color w:val="000000" w:themeColor="text1"/>
+          <w:szCs w:val="21"/>
+        </w:rPr>
+        <w:t>、</w:t>
+      </w:r>
+      <w:r>
+        <w:rPr>
+          <w:color w:val="000000" w:themeColor="text1"/>
+          <w:szCs w:val="21"/>
+        </w:rPr>
+        <w:t xml:space="preserve">Anastasia </w:t>
+      </w:r>
+      <w:proofErr w:type="spellStart"/>
+      <w:r>
+        <w:rPr>
+          <w:color w:val="000000" w:themeColor="text1"/>
+          <w:szCs w:val="21"/>
+        </w:rPr>
+        <w:t>Razdaibiedina</w:t>
+      </w:r>
+      <w:proofErr w:type="spellEnd"/>
+      <w:r>
+        <w:rPr>
+          <w:color w:val="000000" w:themeColor="text1"/>
+          <w:szCs w:val="21"/>
+        </w:rPr>
+        <w:t>和</w:t>
+      </w:r>
+      <w:r>
+        <w:rPr>
+          <w:color w:val="000000" w:themeColor="text1"/>
+          <w:szCs w:val="21"/>
+        </w:rPr>
+        <w:t>Luciano Del Corro</w:t>
+      </w:r>
+      <w:r>
+        <w:rPr>
+          <w:color w:val="000000" w:themeColor="text1"/>
+          <w:szCs w:val="21"/>
+        </w:rPr>
+        <w:t>的讨论</w:t>
+      </w:r>
+      <w:r>
+        <w:rPr>
+          <w:color w:val="000000" w:themeColor="text1"/>
+          <w:szCs w:val="21"/>
+        </w:rPr>
         <w:lastRenderedPageBreak/>
-        <w:t xml:space="preserve">Hamed </w:t>
-      </w:r>
-      <w:proofErr w:type="spellStart"/>
-      <w:r>
-        <w:rPr>
-          <w:color w:val="000000" w:themeColor="text1"/>
-          <w:szCs w:val="21"/>
-        </w:rPr>
-        <w:t>Khanpour</w:t>
-      </w:r>
-      <w:proofErr w:type="spellEnd"/>
-      <w:r>
-        <w:rPr>
-          <w:color w:val="000000" w:themeColor="text1"/>
-          <w:szCs w:val="21"/>
-        </w:rPr>
-        <w:t>、</w:t>
-      </w:r>
-      <w:r>
-        <w:rPr>
-          <w:color w:val="000000" w:themeColor="text1"/>
-          <w:szCs w:val="21"/>
-        </w:rPr>
-        <w:t xml:space="preserve">Hamid </w:t>
-      </w:r>
-      <w:proofErr w:type="spellStart"/>
-      <w:r>
-        <w:rPr>
-          <w:color w:val="000000" w:themeColor="text1"/>
-          <w:szCs w:val="21"/>
-        </w:rPr>
-        <w:t>Palangi</w:t>
-      </w:r>
-      <w:proofErr w:type="spellEnd"/>
-      <w:r>
-        <w:rPr>
-          <w:color w:val="000000" w:themeColor="text1"/>
-          <w:szCs w:val="21"/>
-        </w:rPr>
-        <w:t>、</w:t>
-      </w:r>
-      <w:proofErr w:type="spellStart"/>
-      <w:r>
-        <w:rPr>
-          <w:color w:val="000000" w:themeColor="text1"/>
-          <w:szCs w:val="21"/>
-        </w:rPr>
-        <w:t>Srinagesh</w:t>
-      </w:r>
-      <w:proofErr w:type="spellEnd"/>
-      <w:r>
-        <w:rPr>
-          <w:color w:val="000000" w:themeColor="text1"/>
-          <w:szCs w:val="21"/>
-        </w:rPr>
-        <w:t xml:space="preserve"> Sharma</w:t>
-      </w:r>
-      <w:r>
-        <w:rPr>
-          <w:color w:val="000000" w:themeColor="text1"/>
-          <w:szCs w:val="21"/>
-        </w:rPr>
-        <w:t>、</w:t>
-      </w:r>
-      <w:r>
-        <w:rPr>
-          <w:color w:val="000000" w:themeColor="text1"/>
-          <w:szCs w:val="21"/>
-        </w:rPr>
-        <w:t>Julio Albinati Cortez</w:t>
-      </w:r>
-      <w:r>
-        <w:rPr>
-          <w:color w:val="000000" w:themeColor="text1"/>
-          <w:szCs w:val="21"/>
-        </w:rPr>
-        <w:t>、</w:t>
-      </w:r>
-      <w:r>
-        <w:rPr>
-          <w:color w:val="000000" w:themeColor="text1"/>
-          <w:szCs w:val="21"/>
-        </w:rPr>
-        <w:t>Amin Saied</w:t>
-      </w:r>
-      <w:r>
-        <w:rPr>
-          <w:color w:val="000000" w:themeColor="text1"/>
-          <w:szCs w:val="21"/>
-        </w:rPr>
-        <w:t>、</w:t>
-      </w:r>
-      <w:proofErr w:type="spellStart"/>
-      <w:r>
-        <w:rPr>
-          <w:color w:val="000000" w:themeColor="text1"/>
-          <w:szCs w:val="21"/>
-        </w:rPr>
-        <w:t>Yuzhe</w:t>
-      </w:r>
-      <w:proofErr w:type="spellEnd"/>
-      <w:r>
-        <w:rPr>
-          <w:color w:val="000000" w:themeColor="text1"/>
-          <w:szCs w:val="21"/>
-        </w:rPr>
-        <w:t xml:space="preserve"> Ma</w:t>
-      </w:r>
-      <w:r>
-        <w:rPr>
-          <w:color w:val="000000" w:themeColor="text1"/>
-          <w:szCs w:val="21"/>
-        </w:rPr>
-        <w:t>、</w:t>
-      </w:r>
-      <w:proofErr w:type="spellStart"/>
-      <w:r>
-        <w:rPr>
-          <w:color w:val="000000" w:themeColor="text1"/>
-          <w:szCs w:val="21"/>
-        </w:rPr>
-        <w:t>Dujian</w:t>
-      </w:r>
-      <w:proofErr w:type="spellEnd"/>
-      <w:r>
-        <w:rPr>
-          <w:color w:val="000000" w:themeColor="text1"/>
-          <w:szCs w:val="21"/>
-        </w:rPr>
-        <w:t xml:space="preserve"> Ding</w:t>
-      </w:r>
-      <w:r>
-        <w:rPr>
-          <w:color w:val="000000" w:themeColor="text1"/>
-          <w:szCs w:val="21"/>
-        </w:rPr>
-        <w:t>、</w:t>
-      </w:r>
-      <w:proofErr w:type="spellStart"/>
-      <w:r>
-        <w:rPr>
-          <w:color w:val="000000" w:themeColor="text1"/>
-          <w:szCs w:val="21"/>
-        </w:rPr>
-        <w:t>Linyong</w:t>
-      </w:r>
-      <w:proofErr w:type="spellEnd"/>
-      <w:r>
-        <w:rPr>
-          <w:color w:val="000000" w:themeColor="text1"/>
-          <w:szCs w:val="21"/>
-        </w:rPr>
-        <w:t xml:space="preserve"> Nan</w:t>
-      </w:r>
-      <w:r>
-        <w:rPr>
-          <w:color w:val="000000" w:themeColor="text1"/>
-          <w:szCs w:val="21"/>
-        </w:rPr>
-        <w:t>、</w:t>
-      </w:r>
-      <w:r>
-        <w:rPr>
-          <w:color w:val="000000" w:themeColor="text1"/>
-          <w:szCs w:val="21"/>
-        </w:rPr>
-        <w:t>Prateek Yadav</w:t>
-      </w:r>
-      <w:r>
-        <w:rPr>
-          <w:color w:val="000000" w:themeColor="text1"/>
-          <w:szCs w:val="21"/>
-        </w:rPr>
-        <w:t>、</w:t>
-      </w:r>
-      <w:r>
-        <w:rPr>
-          <w:color w:val="000000" w:themeColor="text1"/>
-          <w:szCs w:val="21"/>
-        </w:rPr>
-        <w:t>Shannon Shen</w:t>
-      </w:r>
-      <w:r>
-        <w:rPr>
-          <w:color w:val="000000" w:themeColor="text1"/>
-          <w:szCs w:val="21"/>
-        </w:rPr>
-        <w:t>、</w:t>
-      </w:r>
-      <w:r>
-        <w:rPr>
-          <w:color w:val="000000" w:themeColor="text1"/>
-          <w:szCs w:val="21"/>
-        </w:rPr>
-        <w:t>Ankur Mallick</w:t>
-      </w:r>
-      <w:r>
-        <w:rPr>
-          <w:color w:val="000000" w:themeColor="text1"/>
-          <w:szCs w:val="21"/>
-        </w:rPr>
-        <w:t>、</w:t>
-      </w:r>
-      <w:r>
-        <w:rPr>
-          <w:color w:val="000000" w:themeColor="text1"/>
-          <w:szCs w:val="21"/>
-        </w:rPr>
-        <w:t>Mark Encarnación</w:t>
-      </w:r>
-      <w:r>
-        <w:rPr>
-          <w:color w:val="000000" w:themeColor="text1"/>
-          <w:szCs w:val="21"/>
-        </w:rPr>
-        <w:t>、</w:t>
-      </w:r>
-      <w:r>
-        <w:rPr>
-          <w:color w:val="000000" w:themeColor="text1"/>
-          <w:szCs w:val="21"/>
-        </w:rPr>
-        <w:t>Lars Liden</w:t>
-      </w:r>
-      <w:r>
-        <w:rPr>
-          <w:color w:val="000000" w:themeColor="text1"/>
-          <w:szCs w:val="21"/>
-        </w:rPr>
-        <w:t>、</w:t>
-      </w:r>
-      <w:proofErr w:type="spellStart"/>
-      <w:r>
-        <w:rPr>
-          <w:color w:val="000000" w:themeColor="text1"/>
-          <w:szCs w:val="21"/>
-        </w:rPr>
-        <w:t>Tianwei</w:t>
-      </w:r>
-      <w:proofErr w:type="spellEnd"/>
-      <w:r>
-        <w:rPr>
-          <w:color w:val="000000" w:themeColor="text1"/>
-          <w:szCs w:val="21"/>
-        </w:rPr>
-        <w:t xml:space="preserve"> Yue</w:t>
-      </w:r>
-      <w:r>
-        <w:rPr>
-          <w:color w:val="000000" w:themeColor="text1"/>
-          <w:szCs w:val="21"/>
-        </w:rPr>
-        <w:t>、</w:t>
-      </w:r>
-      <w:r>
-        <w:rPr>
-          <w:color w:val="000000" w:themeColor="text1"/>
-          <w:szCs w:val="21"/>
-        </w:rPr>
-        <w:t>Julia Kiseleva</w:t>
-      </w:r>
-      <w:r>
-        <w:rPr>
-          <w:color w:val="000000" w:themeColor="text1"/>
-          <w:szCs w:val="21"/>
-        </w:rPr>
-        <w:t>、</w:t>
-      </w:r>
-      <w:r>
-        <w:rPr>
-          <w:color w:val="000000" w:themeColor="text1"/>
-          <w:szCs w:val="21"/>
-        </w:rPr>
-        <w:t xml:space="preserve">Anastasia </w:t>
-      </w:r>
-      <w:proofErr w:type="spellStart"/>
-      <w:r>
-        <w:rPr>
-          <w:color w:val="000000" w:themeColor="text1"/>
-          <w:szCs w:val="21"/>
-        </w:rPr>
-        <w:t>Razdaibiedina</w:t>
-      </w:r>
-      <w:proofErr w:type="spellEnd"/>
-      <w:r>
-        <w:rPr>
-          <w:color w:val="000000" w:themeColor="text1"/>
-          <w:szCs w:val="21"/>
-        </w:rPr>
-        <w:t>和</w:t>
-      </w:r>
-      <w:r>
-        <w:rPr>
-          <w:color w:val="000000" w:themeColor="text1"/>
-          <w:szCs w:val="21"/>
-        </w:rPr>
-        <w:t>Luciano Del Corro</w:t>
-      </w:r>
-      <w:r>
-        <w:rPr>
-          <w:color w:val="000000" w:themeColor="text1"/>
-          <w:szCs w:val="21"/>
-        </w:rPr>
-        <w:t>的讨论与反馈。</w:t>
+        <w:t>与反馈。</w:t>
       </w:r>
       <w:r>
         <w:rPr>
@@ -9641,7 +9459,6 @@
           <w:color w:val="000000" w:themeColor="text1"/>
           <w:szCs w:val="21"/>
         </w:rPr>
-        <w:lastRenderedPageBreak/>
         <w:t>Eric Horvitz. Principles of mixed-initiative user interfaces. In Proceedings of the SIGCHI conference on Human Factors in Computing Systems, 1999.</w:t>
       </w:r>
     </w:p>
@@ -9693,6 +9510,7 @@
           <w:color w:val="000000" w:themeColor="text1"/>
           <w:szCs w:val="21"/>
         </w:rPr>
+        <w:lastRenderedPageBreak/>
         <w:t>nts</w:t>
       </w:r>
       <w:proofErr w:type="spellEnd"/>
@@ -10516,16 +10334,7 @@
           <w:color w:val="000000" w:themeColor="text1"/>
           <w:szCs w:val="21"/>
         </w:rPr>
-        <w:t xml:space="preserve">Md Rizwan Parvez, Wasi Uddin Ahmad, Saikat Chakraborty, Baishakhi Ray, and Kai-Wei </w:t>
-      </w:r>
-      <w:r>
-        <w:rPr>
-          <w:rFonts w:eastAsia="黑体"/>
-          <w:color w:val="000000" w:themeColor="text1"/>
-          <w:szCs w:val="21"/>
-        </w:rPr>
-        <w:lastRenderedPageBreak/>
-        <w:t xml:space="preserve">Chang. Retrieval augmented code generation and summarization. </w:t>
+        <w:t xml:space="preserve">Md Rizwan Parvez, Wasi Uddin Ahmad, Saikat Chakraborty, Baishakhi Ray, and Kai-Wei Chang. Retrieval augmented code generation and summarization. </w:t>
       </w:r>
       <w:proofErr w:type="spellStart"/>
       <w:r>
@@ -10585,7 +10394,16 @@
           <w:color w:val="000000" w:themeColor="text1"/>
           <w:szCs w:val="21"/>
         </w:rPr>
-        <w:t xml:space="preserve"> Zhang, Xin Wang, and Joseph E. Gonzalez. Gorilla: Large language model connected with massive APIs. </w:t>
+        <w:t xml:space="preserve"> Zhang, Xin Wang, and Joseph E. Gonzalez. Gorilla: Large language </w:t>
+      </w:r>
+      <w:r>
+        <w:rPr>
+          <w:rFonts w:eastAsia="黑体"/>
+          <w:color w:val="000000" w:themeColor="text1"/>
+          <w:szCs w:val="21"/>
+        </w:rPr>
+        <w:lastRenderedPageBreak/>
+        <w:t xml:space="preserve">model connected with massive APIs. </w:t>
       </w:r>
       <w:proofErr w:type="spellStart"/>
       <w:r>
@@ -11489,7 +11307,6 @@
           <w:color w:val="000000" w:themeColor="text1"/>
           <w:szCs w:val="21"/>
         </w:rPr>
-        <w:lastRenderedPageBreak/>
         <w:t>Shunyu</w:t>
       </w:r>
       <w:proofErr w:type="spellEnd"/>
@@ -11777,13 +11594,7 @@
         <w:rPr>
           <w:color w:val="000000" w:themeColor="text1"/>
         </w:rPr>
-        <w:t xml:space="preserve"> </w:t>
-      </w:r>
-      <w:r>
-        <w:rPr>
-          <w:color w:val="000000" w:themeColor="text1"/>
-        </w:rPr>
-        <w:t>https://github.com/microsoft/autogen</w:t>
+        <w:t xml:space="preserve"> https://github.com/microsoft/autogen</w:t>
       </w:r>
     </w:p>
   </w:footnote>
@@ -12002,7 +11813,6 @@
       <w:pPr>
         <w:pStyle w:val="af0"/>
         <w:rPr>
-          <w:rFonts w:hint="eastAsia"/>
           <w:color w:val="000000" w:themeColor="text1"/>
         </w:rPr>
       </w:pPr>
@@ -12116,7 +11926,6 @@
       <w:pPr>
         <w:pStyle w:val="af0"/>
         <w:rPr>
-          <w:rFonts w:hint="eastAsia"/>
           <w:color w:val="000000" w:themeColor="text1"/>
         </w:rPr>
       </w:pPr>
